--- a/templates/09-ai-vision/a3-so-dang-ky-hoat-dong-xu-ly.docx
+++ b/templates/09-ai-vision/a3-so-dang-ky-hoat-dong-xu-ly.docx
@@ -5236,14 +5236,14 @@
       </w:tblPr>
       <w:tblGrid>
         <w:gridCol w:w="497"/>
-        <w:gridCol w:w="1559"/>
-        <w:gridCol w:w="1664"/>
-        <w:gridCol w:w="1677"/>
-        <w:gridCol w:w="1578"/>
-        <w:gridCol w:w="1545"/>
-        <w:gridCol w:w="1677"/>
-        <w:gridCol w:w="1380"/>
-        <w:gridCol w:w="2380"/>
+        <w:gridCol w:w="1487"/>
+        <w:gridCol w:w="1602"/>
+        <w:gridCol w:w="2100"/>
+        <w:gridCol w:w="1506"/>
+        <w:gridCol w:w="1473"/>
+        <w:gridCol w:w="1605"/>
+        <w:gridCol w:w="1308"/>
+        <w:gridCol w:w="2379"/>
       </w:tblGrid>
       <w:tr>
         <w:trPr>
@@ -5290,7 +5290,7 @@
         </w:tc>
         <w:tc>
           <w:tcPr>
-            <w:tcW w:type="dxa" w:w="1559"/>
+            <w:tcW w:type="dxa" w:w="1487"/>
             <w:tcBorders>
               <w:top w:val="single" w:color="000000" w:sz="4"/>
               <w:left w:val="single" w:color="000000" w:sz="4"/>
@@ -5328,7 +5328,7 @@
         </w:tc>
         <w:tc>
           <w:tcPr>
-            <w:tcW w:type="dxa" w:w="1664"/>
+            <w:tcW w:type="dxa" w:w="1602"/>
             <w:tcBorders>
               <w:top w:val="single" w:color="000000" w:sz="4"/>
               <w:left w:val="single" w:color="000000" w:sz="4"/>
@@ -5366,7 +5366,7 @@
         </w:tc>
         <w:tc>
           <w:tcPr>
-            <w:tcW w:type="dxa" w:w="1677"/>
+            <w:tcW w:type="dxa" w:w="2100"/>
             <w:tcBorders>
               <w:top w:val="single" w:color="000000" w:sz="4"/>
               <w:left w:val="single" w:color="000000" w:sz="4"/>
@@ -5404,7 +5404,7 @@
         </w:tc>
         <w:tc>
           <w:tcPr>
-            <w:tcW w:type="dxa" w:w="1578"/>
+            <w:tcW w:type="dxa" w:w="1506"/>
             <w:tcBorders>
               <w:top w:val="single" w:color="000000" w:sz="4"/>
               <w:left w:val="single" w:color="000000" w:sz="4"/>
@@ -5442,7 +5442,7 @@
         </w:tc>
         <w:tc>
           <w:tcPr>
-            <w:tcW w:type="dxa" w:w="1545"/>
+            <w:tcW w:type="dxa" w:w="1473"/>
             <w:tcBorders>
               <w:top w:val="single" w:color="000000" w:sz="4"/>
               <w:left w:val="single" w:color="000000" w:sz="4"/>
@@ -5480,7 +5480,7 @@
         </w:tc>
         <w:tc>
           <w:tcPr>
-            <w:tcW w:type="dxa" w:w="1677"/>
+            <w:tcW w:type="dxa" w:w="1605"/>
             <w:tcBorders>
               <w:top w:val="single" w:color="000000" w:sz="4"/>
               <w:left w:val="single" w:color="000000" w:sz="4"/>
@@ -5518,7 +5518,7 @@
         </w:tc>
         <w:tc>
           <w:tcPr>
-            <w:tcW w:type="dxa" w:w="1380"/>
+            <w:tcW w:type="dxa" w:w="1308"/>
             <w:tcBorders>
               <w:top w:val="single" w:color="000000" w:sz="4"/>
               <w:left w:val="single" w:color="000000" w:sz="4"/>
@@ -5556,7 +5556,7 @@
         </w:tc>
         <w:tc>
           <w:tcPr>
-            <w:tcW w:type="dxa" w:w="2380"/>
+            <w:tcW w:type="dxa" w:w="2379"/>
             <w:tcBorders>
               <w:top w:val="single" w:color="000000" w:sz="4"/>
               <w:left w:val="single" w:color="000000" w:sz="4"/>
@@ -5637,7 +5637,7 @@
         </w:tc>
         <w:tc>
           <w:tcPr>
-            <w:tcW w:type="dxa" w:w="1559"/>
+            <w:tcW w:type="dxa" w:w="1487"/>
             <w:tcBorders>
               <w:top w:val="single" w:color="000000" w:sz="4"/>
               <w:left w:val="single" w:color="000000" w:sz="4"/>
@@ -5687,7 +5687,7 @@
         </w:tc>
         <w:tc>
           <w:tcPr>
-            <w:tcW w:type="dxa" w:w="1664"/>
+            <w:tcW w:type="dxa" w:w="1602"/>
             <w:tcBorders>
               <w:top w:val="single" w:color="000000" w:sz="4"/>
               <w:left w:val="single" w:color="000000" w:sz="4"/>
@@ -5724,81 +5724,105 @@
         </w:tc>
         <w:tc>
           <w:tcPr>
-            <w:tcW w:type="dxa" w:w="1677"/>
-            <w:tcBorders>
-              <w:top w:val="single" w:color="000000" w:sz="4"/>
-              <w:left w:val="single" w:color="000000" w:sz="4"/>
-              <w:bottom w:val="single" w:color="000000" w:sz="4"/>
-              <w:right w:val="single" w:color="000000" w:sz="4"/>
-            </w:tcBorders>
-            <w:tcMar>
-              <w:top w:type="dxa" w:w="30"/>
-              <w:left w:type="dxa" w:w="70"/>
-              <w:bottom w:type="dxa" w:w="30"/>
-              <w:right w:type="dxa" w:w="70"/>
-            </w:tcMar>
-            <w:vAlign w:val="center"/>
-          </w:tcPr>
-          <w:p>
-            <w:pPr>
-              <w:keepNext w:val="false"/>
-              <w:spacing w:after="0" w:before="0" w:line="240" w:lineRule="auto"/>
-              <w:jc w:val="left"/>
-            </w:pPr>
-            <w:r>
-              <w:rPr>
-                <w:rFonts w:ascii="Times New Roman" w:cs="Times New Roman" w:eastAsia="Times New Roman" w:hAnsi="Times New Roman"/>
-                <w:b w:val="false"/>
-                <w:bCs w:val="false"/>
-                <w:i w:val="false"/>
-                <w:iCs w:val="false"/>
-                <w:sz w:val="18"/>
-                <w:szCs w:val="18"/>
-              </w:rPr>
-              <w:t xml:space="preserve">Theo pháp luật lao động, kế toán, bảo hiểm — [CẦN ĐỐI CHIẾU]</w:t>
-            </w:r>
-          </w:p>
-        </w:tc>
-        <w:tc>
-          <w:tcPr>
-            <w:tcW w:type="dxa" w:w="1578"/>
-            <w:tcBorders>
-              <w:top w:val="single" w:color="000000" w:sz="4"/>
-              <w:left w:val="single" w:color="000000" w:sz="4"/>
-              <w:bottom w:val="single" w:color="000000" w:sz="4"/>
-              <w:right w:val="single" w:color="000000" w:sz="4"/>
-            </w:tcBorders>
-            <w:tcMar>
-              <w:top w:type="dxa" w:w="30"/>
-              <w:left w:type="dxa" w:w="70"/>
-              <w:bottom w:type="dxa" w:w="30"/>
-              <w:right w:type="dxa" w:w="70"/>
-            </w:tcMar>
-            <w:vAlign w:val="center"/>
-          </w:tcPr>
-          <w:p>
-            <w:pPr>
-              <w:keepNext w:val="false"/>
-              <w:spacing w:after="0" w:before="0" w:line="240" w:lineRule="auto"/>
-              <w:jc w:val="left"/>
-            </w:pPr>
-            <w:r>
-              <w:rPr>
-                <w:rFonts w:ascii="Times New Roman" w:cs="Times New Roman" w:eastAsia="Times New Roman" w:hAnsi="Times New Roman"/>
-                <w:b w:val="false"/>
-                <w:bCs w:val="false"/>
-                <w:i w:val="false"/>
-                <w:iCs w:val="false"/>
-                <w:sz w:val="18"/>
-                <w:szCs w:val="18"/>
-              </w:rPr>
-              <w:t xml:space="preserve">Xóa, hủy khi chấm dứt hợp đồng, trừ phần phải lưu (điểm c khoản 2 Điều 25 Luật 91)</w:t>
-            </w:r>
-          </w:p>
-        </w:tc>
-        <w:tc>
-          <w:tcPr>
-            <w:tcW w:type="dxa" w:w="1545"/>
+            <w:tcW w:type="dxa" w:w="2100"/>
+            <w:tcBorders>
+              <w:top w:val="single" w:color="000000" w:sz="4"/>
+              <w:left w:val="single" w:color="000000" w:sz="4"/>
+              <w:bottom w:val="single" w:color="000000" w:sz="4"/>
+              <w:right w:val="single" w:color="000000" w:sz="4"/>
+            </w:tcBorders>
+            <w:tcMar>
+              <w:top w:type="dxa" w:w="30"/>
+              <w:left w:type="dxa" w:w="70"/>
+              <w:bottom w:type="dxa" w:w="30"/>
+              <w:right w:type="dxa" w:w="70"/>
+            </w:tcMar>
+            <w:vAlign w:val="center"/>
+          </w:tcPr>
+          <w:p>
+            <w:pPr>
+              <w:keepNext w:val="false"/>
+              <w:spacing w:after="0" w:before="0" w:line="240" w:lineRule="auto"/>
+              <w:jc w:val="left"/>
+            </w:pPr>
+            <w:r>
+              <w:rPr>
+                <w:rFonts w:ascii="Times New Roman" w:cs="Times New Roman" w:eastAsia="Times New Roman" w:hAnsi="Times New Roman"/>
+                <w:b w:val="false"/>
+                <w:bCs w:val="false"/>
+                <w:i w:val="false"/>
+                <w:iCs w:val="false"/>
+                <w:sz w:val="18"/>
+                <w:szCs w:val="18"/>
+              </w:rPr>
+              <w:t xml:space="preserve">Chứng từ lương, bảo hiểm xã hội, thuế thu nhập cá nhân, bảng chấm công tổng hợp tháng: tối thiểu 05 năm, chứng từ ghi sổ 10 năm, kể từ ngày kết thúc kỳ kế toán năm (khoản 5 Điều 41 Luật Kế toán số 88/2015/QH13) </w:t>
+            </w:r>
+            <w:r>
+              <w:rPr>
+                <w:rFonts w:ascii="Times New Roman" w:cs="Times New Roman" w:eastAsia="Times New Roman" w:hAnsi="Times New Roman"/>
+                <w:b/>
+                <w:bCs/>
+                <w:i w:val="false"/>
+                <w:iCs w:val="false"/>
+                <w:sz w:val="18"/>
+                <w:szCs w:val="18"/>
+              </w:rPr>
+              <w:t xml:space="preserve">[CẦN ĐỐI CHIẾU — chưa có toàn văn trong sources/]</w:t>
+            </w:r>
+            <w:r>
+              <w:rPr>
+                <w:rFonts w:ascii="Times New Roman" w:cs="Times New Roman" w:eastAsia="Times New Roman" w:hAnsi="Times New Roman"/>
+                <w:b w:val="false"/>
+                <w:bCs w:val="false"/>
+                <w:i w:val="false"/>
+                <w:iCs w:val="false"/>
+                <w:sz w:val="18"/>
+                <w:szCs w:val="18"/>
+              </w:rPr>
+              <w:t xml:space="preserve">. Hồ sơ khác: theo thời hạn thỏa thuận ghi trong hợp đồng lao động, nội quy (điểm b khoản 2 Điều 25 Luật 91)</w:t>
+            </w:r>
+          </w:p>
+        </w:tc>
+        <w:tc>
+          <w:tcPr>
+            <w:tcW w:type="dxa" w:w="1506"/>
+            <w:tcBorders>
+              <w:top w:val="single" w:color="000000" w:sz="4"/>
+              <w:left w:val="single" w:color="000000" w:sz="4"/>
+              <w:bottom w:val="single" w:color="000000" w:sz="4"/>
+              <w:right w:val="single" w:color="000000" w:sz="4"/>
+            </w:tcBorders>
+            <w:tcMar>
+              <w:top w:type="dxa" w:w="30"/>
+              <w:left w:type="dxa" w:w="70"/>
+              <w:bottom w:type="dxa" w:w="30"/>
+              <w:right w:type="dxa" w:w="70"/>
+            </w:tcMar>
+            <w:vAlign w:val="center"/>
+          </w:tcPr>
+          <w:p>
+            <w:pPr>
+              <w:keepNext w:val="false"/>
+              <w:spacing w:after="0" w:before="0" w:line="240" w:lineRule="auto"/>
+              <w:jc w:val="left"/>
+            </w:pPr>
+            <w:r>
+              <w:rPr>
+                <w:rFonts w:ascii="Times New Roman" w:cs="Times New Roman" w:eastAsia="Times New Roman" w:hAnsi="Times New Roman"/>
+                <w:b w:val="false"/>
+                <w:bCs w:val="false"/>
+                <w:i w:val="false"/>
+                <w:iCs w:val="false"/>
+                <w:sz w:val="18"/>
+                <w:szCs w:val="18"/>
+              </w:rPr>
+              <w:t xml:space="preserve">Xóa, hủy khi chấm dứt hợp đồng, trừ phần phải lưu theo pháp luật kế toán và phần đã thỏa thuận (điểm c khoản 2 Điều 25 Luật 91)</w:t>
+            </w:r>
+          </w:p>
+        </w:tc>
+        <w:tc>
+          <w:tcPr>
+            <w:tcW w:type="dxa" w:w="1473"/>
             <w:tcBorders>
               <w:top w:val="single" w:color="000000" w:sz="4"/>
               <w:left w:val="single" w:color="000000" w:sz="4"/>
@@ -5835,7 +5859,7 @@
         </w:tc>
         <w:tc>
           <w:tcPr>
-            <w:tcW w:type="dxa" w:w="1677"/>
+            <w:tcW w:type="dxa" w:w="1605"/>
             <w:tcBorders>
               <w:top w:val="single" w:color="000000" w:sz="4"/>
               <w:left w:val="single" w:color="000000" w:sz="4"/>
@@ -5872,7 +5896,7 @@
         </w:tc>
         <w:tc>
           <w:tcPr>
-            <w:tcW w:type="dxa" w:w="1380"/>
+            <w:tcW w:type="dxa" w:w="1308"/>
             <w:tcBorders>
               <w:top w:val="single" w:color="000000" w:sz="4"/>
               <w:left w:val="single" w:color="000000" w:sz="4"/>
@@ -5909,7 +5933,7 @@
         </w:tc>
         <w:tc>
           <w:tcPr>
-            <w:tcW w:type="dxa" w:w="2380"/>
+            <w:tcW w:type="dxa" w:w="2379"/>
             <w:tcBorders>
               <w:top w:val="single" w:color="000000" w:sz="4"/>
               <w:left w:val="single" w:color="000000" w:sz="4"/>
@@ -5989,7 +6013,7 @@
         </w:tc>
         <w:tc>
           <w:tcPr>
-            <w:tcW w:type="dxa" w:w="1559"/>
+            <w:tcW w:type="dxa" w:w="1487"/>
             <w:tcBorders>
               <w:top w:val="single" w:color="000000" w:sz="4"/>
               <w:left w:val="single" w:color="000000" w:sz="4"/>
@@ -6026,7 +6050,7 @@
         </w:tc>
         <w:tc>
           <w:tcPr>
-            <w:tcW w:type="dxa" w:w="1664"/>
+            <w:tcW w:type="dxa" w:w="1602"/>
             <w:tcBorders>
               <w:top w:val="single" w:color="000000" w:sz="4"/>
               <w:left w:val="single" w:color="000000" w:sz="4"/>
@@ -6063,7 +6087,7 @@
         </w:tc>
         <w:tc>
           <w:tcPr>
-            <w:tcW w:type="dxa" w:w="1677"/>
+            <w:tcW w:type="dxa" w:w="2100"/>
             <w:tcBorders>
               <w:top w:val="single" w:color="000000" w:sz="4"/>
               <w:left w:val="single" w:color="000000" w:sz="4"/>
@@ -6119,7 +6143,7 @@
                 <w:sz w:val="18"/>
                 <w:szCs w:val="18"/>
               </w:rPr>
-              <w:t xml:space="preserve"> ngày. Nhật ký chấm công: </w:t>
+              <w:t xml:space="preserve"> ngày. Bảng chấm công tổng hợp tháng: </w:t>
             </w:r>
             <w:r>
               <w:rPr>
@@ -6132,25 +6156,62 @@
                 <w:szCs w:val="18"/>
                 <w:highlight w:val="yellow"/>
               </w:rPr>
-              <w:t xml:space="preserve">Theo quy định pháp luật lao động, kế toán (cần đối chiếu)</w:t>
-            </w:r>
-            <w:r>
-              <w:rPr>
-                <w:rFonts w:ascii="Times New Roman" w:cs="Times New Roman" w:eastAsia="Times New Roman" w:hAnsi="Times New Roman"/>
-                <w:b w:val="false"/>
-                <w:bCs w:val="false"/>
-                <w:i w:val="false"/>
-                <w:iCs w:val="false"/>
-                <w:sz w:val="18"/>
-                <w:szCs w:val="18"/>
-              </w:rPr>
-              <w:t xml:space="preserve"> — [CẦN ĐỐI CHIẾU]</w:t>
-            </w:r>
-          </w:p>
-        </w:tc>
-        <w:tc>
-          <w:tcPr>
-            <w:tcW w:type="dxa" w:w="1578"/>
+              <w:t xml:space="preserve">10 năm kể từ ngày kết thúc kỳ kế toán năm</w:t>
+            </w:r>
+            <w:r>
+              <w:rPr>
+                <w:rFonts w:ascii="Times New Roman" w:cs="Times New Roman" w:eastAsia="Times New Roman" w:hAnsi="Times New Roman"/>
+                <w:b w:val="false"/>
+                <w:bCs w:val="false"/>
+                <w:i w:val="false"/>
+                <w:iCs w:val="false"/>
+                <w:sz w:val="18"/>
+                <w:szCs w:val="18"/>
+              </w:rPr>
+              <w:t xml:space="preserve"> (tài liệu kế toán; tối thiểu 05 năm, khuyến nghị 10 năm — khoản 5 Điều 41 Luật Kế toán số 88/2015/QH13). Nhật ký chấm công thô: </w:t>
+            </w:r>
+            <w:r>
+              <w:rPr>
+                <w:rFonts w:ascii="Times New Roman" w:cs="Times New Roman" w:eastAsia="Times New Roman" w:hAnsi="Times New Roman"/>
+                <w:b w:val="false"/>
+                <w:bCs w:val="false"/>
+                <w:i w:val="false"/>
+                <w:iCs w:val="false"/>
+                <w:sz w:val="18"/>
+                <w:szCs w:val="18"/>
+                <w:highlight w:val="yellow"/>
+              </w:rPr>
+              <w:t xml:space="preserve">24 tháng kể từ ngày kết thúc kỳ trả lương</w:t>
+            </w:r>
+            <w:r>
+              <w:rPr>
+                <w:rFonts w:ascii="Times New Roman" w:cs="Times New Roman" w:eastAsia="Times New Roman" w:hAnsi="Times New Roman"/>
+                <w:b w:val="false"/>
+                <w:bCs w:val="false"/>
+                <w:i w:val="false"/>
+                <w:iCs w:val="false"/>
+                <w:sz w:val="18"/>
+                <w:szCs w:val="18"/>
+              </w:rPr>
+              <w:t xml:space="preserve"> kể từ kỳ trả lương (giá trị nội bộ, gợi ý 24 tháng; lý do: thời hiệu tại Điều 190 Bộ luật Lao động số 45/2019/QH14 tính từ ngày phát hiện; ghi trong nội quy, phụ lục HĐLĐ) </w:t>
+            </w:r>
+            <w:r>
+              <w:rPr>
+                <w:rFonts w:ascii="Times New Roman" w:cs="Times New Roman" w:eastAsia="Times New Roman" w:hAnsi="Times New Roman"/>
+                <w:b/>
+                <w:bCs/>
+                <w:i w:val="false"/>
+                <w:iCs w:val="false"/>
+                <w:sz w:val="18"/>
+                <w:szCs w:val="18"/>
+              </w:rPr>
+              <w:t xml:space="preserve">[CẦN ĐỐI CHIẾU — chưa có toàn văn trong sources/]</w:t>
+            </w:r>
+          </w:p>
+        </w:tc>
+        <w:tc>
+          <w:tcPr>
+            <w:tcW w:type="dxa" w:w="1506"/>
             <w:tcBorders>
               <w:top w:val="single" w:color="000000" w:sz="4"/>
               <w:left w:val="single" w:color="000000" w:sz="4"/>
@@ -6187,7 +6248,7 @@
         </w:tc>
         <w:tc>
           <w:tcPr>
-            <w:tcW w:type="dxa" w:w="1545"/>
+            <w:tcW w:type="dxa" w:w="1473"/>
             <w:tcBorders>
               <w:top w:val="single" w:color="000000" w:sz="4"/>
               <w:left w:val="single" w:color="000000" w:sz="4"/>
@@ -6224,7 +6285,7 @@
         </w:tc>
         <w:tc>
           <w:tcPr>
-            <w:tcW w:type="dxa" w:w="1677"/>
+            <w:tcW w:type="dxa" w:w="1605"/>
             <w:tcBorders>
               <w:top w:val="single" w:color="000000" w:sz="4"/>
               <w:left w:val="single" w:color="000000" w:sz="4"/>
@@ -6261,7 +6322,7 @@
         </w:tc>
         <w:tc>
           <w:tcPr>
-            <w:tcW w:type="dxa" w:w="1380"/>
+            <w:tcW w:type="dxa" w:w="1308"/>
             <w:tcBorders>
               <w:top w:val="single" w:color="000000" w:sz="4"/>
               <w:left w:val="single" w:color="000000" w:sz="4"/>
@@ -6298,7 +6359,7 @@
         </w:tc>
         <w:tc>
           <w:tcPr>
-            <w:tcW w:type="dxa" w:w="2380"/>
+            <w:tcW w:type="dxa" w:w="2379"/>
             <w:tcBorders>
               <w:top w:val="single" w:color="000000" w:sz="4"/>
               <w:left w:val="single" w:color="000000" w:sz="4"/>
@@ -6378,7 +6439,7 @@
         </w:tc>
         <w:tc>
           <w:tcPr>
-            <w:tcW w:type="dxa" w:w="1559"/>
+            <w:tcW w:type="dxa" w:w="1487"/>
             <w:tcBorders>
               <w:top w:val="single" w:color="000000" w:sz="4"/>
               <w:left w:val="single" w:color="000000" w:sz="4"/>
@@ -6415,7 +6476,7 @@
         </w:tc>
         <w:tc>
           <w:tcPr>
-            <w:tcW w:type="dxa" w:w="1664"/>
+            <w:tcW w:type="dxa" w:w="1602"/>
             <w:tcBorders>
               <w:top w:val="single" w:color="000000" w:sz="4"/>
               <w:left w:val="single" w:color="000000" w:sz="4"/>
@@ -6452,7 +6513,7 @@
         </w:tc>
         <w:tc>
           <w:tcPr>
-            <w:tcW w:type="dxa" w:w="1677"/>
+            <w:tcW w:type="dxa" w:w="2100"/>
             <w:tcBorders>
               <w:top w:val="single" w:color="000000" w:sz="4"/>
               <w:left w:val="single" w:color="000000" w:sz="4"/>
@@ -6502,7 +6563,7 @@
         </w:tc>
         <w:tc>
           <w:tcPr>
-            <w:tcW w:type="dxa" w:w="1578"/>
+            <w:tcW w:type="dxa" w:w="1506"/>
             <w:tcBorders>
               <w:top w:val="single" w:color="000000" w:sz="4"/>
               <w:left w:val="single" w:color="000000" w:sz="4"/>
@@ -6539,7 +6600,7 @@
         </w:tc>
         <w:tc>
           <w:tcPr>
-            <w:tcW w:type="dxa" w:w="1545"/>
+            <w:tcW w:type="dxa" w:w="1473"/>
             <w:tcBorders>
               <w:top w:val="single" w:color="000000" w:sz="4"/>
               <w:left w:val="single" w:color="000000" w:sz="4"/>
@@ -6576,7 +6637,7 @@
         </w:tc>
         <w:tc>
           <w:tcPr>
-            <w:tcW w:type="dxa" w:w="1677"/>
+            <w:tcW w:type="dxa" w:w="1605"/>
             <w:tcBorders>
               <w:top w:val="single" w:color="000000" w:sz="4"/>
               <w:left w:val="single" w:color="000000" w:sz="4"/>
@@ -6613,7 +6674,7 @@
         </w:tc>
         <w:tc>
           <w:tcPr>
-            <w:tcW w:type="dxa" w:w="1380"/>
+            <w:tcW w:type="dxa" w:w="1308"/>
             <w:tcBorders>
               <w:top w:val="single" w:color="000000" w:sz="4"/>
               <w:left w:val="single" w:color="000000" w:sz="4"/>
@@ -6650,7 +6711,7 @@
         </w:tc>
         <w:tc>
           <w:tcPr>
-            <w:tcW w:type="dxa" w:w="2380"/>
+            <w:tcW w:type="dxa" w:w="2379"/>
             <w:tcBorders>
               <w:top w:val="single" w:color="000000" w:sz="4"/>
               <w:left w:val="single" w:color="000000" w:sz="4"/>
@@ -6730,7 +6791,7 @@
         </w:tc>
         <w:tc>
           <w:tcPr>
-            <w:tcW w:type="dxa" w:w="1559"/>
+            <w:tcW w:type="dxa" w:w="1487"/>
             <w:tcBorders>
               <w:top w:val="single" w:color="000000" w:sz="4"/>
               <w:left w:val="single" w:color="000000" w:sz="4"/>
@@ -6780,7 +6841,7 @@
         </w:tc>
         <w:tc>
           <w:tcPr>
-            <w:tcW w:type="dxa" w:w="1664"/>
+            <w:tcW w:type="dxa" w:w="1602"/>
             <w:tcBorders>
               <w:top w:val="single" w:color="000000" w:sz="4"/>
               <w:left w:val="single" w:color="000000" w:sz="4"/>
@@ -6817,7 +6878,7 @@
         </w:tc>
         <w:tc>
           <w:tcPr>
-            <w:tcW w:type="dxa" w:w="1677"/>
+            <w:tcW w:type="dxa" w:w="2100"/>
             <w:tcBorders>
               <w:top w:val="single" w:color="000000" w:sz="4"/>
               <w:left w:val="single" w:color="000000" w:sz="4"/>
@@ -6867,7 +6928,7 @@
         </w:tc>
         <w:tc>
           <w:tcPr>
-            <w:tcW w:type="dxa" w:w="1578"/>
+            <w:tcW w:type="dxa" w:w="1506"/>
             <w:tcBorders>
               <w:top w:val="single" w:color="000000" w:sz="4"/>
               <w:left w:val="single" w:color="000000" w:sz="4"/>
@@ -6904,7 +6965,7 @@
         </w:tc>
         <w:tc>
           <w:tcPr>
-            <w:tcW w:type="dxa" w:w="1545"/>
+            <w:tcW w:type="dxa" w:w="1473"/>
             <w:tcBorders>
               <w:top w:val="single" w:color="000000" w:sz="4"/>
               <w:left w:val="single" w:color="000000" w:sz="4"/>
@@ -6941,7 +7002,7 @@
         </w:tc>
         <w:tc>
           <w:tcPr>
-            <w:tcW w:type="dxa" w:w="1677"/>
+            <w:tcW w:type="dxa" w:w="1605"/>
             <w:tcBorders>
               <w:top w:val="single" w:color="000000" w:sz="4"/>
               <w:left w:val="single" w:color="000000" w:sz="4"/>
@@ -6978,7 +7039,7 @@
         </w:tc>
         <w:tc>
           <w:tcPr>
-            <w:tcW w:type="dxa" w:w="1380"/>
+            <w:tcW w:type="dxa" w:w="1308"/>
             <w:tcBorders>
               <w:top w:val="single" w:color="000000" w:sz="4"/>
               <w:left w:val="single" w:color="000000" w:sz="4"/>
@@ -7015,7 +7076,7 @@
         </w:tc>
         <w:tc>
           <w:tcPr>
-            <w:tcW w:type="dxa" w:w="2380"/>
+            <w:tcW w:type="dxa" w:w="2379"/>
             <w:tcBorders>
               <w:top w:val="single" w:color="000000" w:sz="4"/>
               <w:left w:val="single" w:color="000000" w:sz="4"/>
@@ -7095,7 +7156,7 @@
         </w:tc>
         <w:tc>
           <w:tcPr>
-            <w:tcW w:type="dxa" w:w="1559"/>
+            <w:tcW w:type="dxa" w:w="1487"/>
             <w:tcBorders>
               <w:top w:val="single" w:color="000000" w:sz="4"/>
               <w:left w:val="single" w:color="000000" w:sz="4"/>
@@ -7145,7 +7206,7 @@
         </w:tc>
         <w:tc>
           <w:tcPr>
-            <w:tcW w:type="dxa" w:w="1664"/>
+            <w:tcW w:type="dxa" w:w="1602"/>
             <w:tcBorders>
               <w:top w:val="single" w:color="000000" w:sz="4"/>
               <w:left w:val="single" w:color="000000" w:sz="4"/>
@@ -7183,7 +7244,7 @@
         </w:tc>
         <w:tc>
           <w:tcPr>
-            <w:tcW w:type="dxa" w:w="1677"/>
+            <w:tcW w:type="dxa" w:w="2100"/>
             <w:tcBorders>
               <w:top w:val="single" w:color="000000" w:sz="4"/>
               <w:left w:val="single" w:color="000000" w:sz="4"/>
@@ -7221,7 +7282,7 @@
         </w:tc>
         <w:tc>
           <w:tcPr>
-            <w:tcW w:type="dxa" w:w="1578"/>
+            <w:tcW w:type="dxa" w:w="1506"/>
             <w:tcBorders>
               <w:top w:val="single" w:color="000000" w:sz="4"/>
               <w:left w:val="single" w:color="000000" w:sz="4"/>
@@ -7258,7 +7319,7 @@
         </w:tc>
         <w:tc>
           <w:tcPr>
-            <w:tcW w:type="dxa" w:w="1545"/>
+            <w:tcW w:type="dxa" w:w="1473"/>
             <w:tcBorders>
               <w:top w:val="single" w:color="000000" w:sz="4"/>
               <w:left w:val="single" w:color="000000" w:sz="4"/>
@@ -7308,7 +7369,7 @@
         </w:tc>
         <w:tc>
           <w:tcPr>
-            <w:tcW w:type="dxa" w:w="1677"/>
+            <w:tcW w:type="dxa" w:w="1605"/>
             <w:tcBorders>
               <w:top w:val="single" w:color="000000" w:sz="4"/>
               <w:left w:val="single" w:color="000000" w:sz="4"/>
@@ -7345,7 +7406,7 @@
         </w:tc>
         <w:tc>
           <w:tcPr>
-            <w:tcW w:type="dxa" w:w="1380"/>
+            <w:tcW w:type="dxa" w:w="1308"/>
             <w:tcBorders>
               <w:top w:val="single" w:color="000000" w:sz="4"/>
               <w:left w:val="single" w:color="000000" w:sz="4"/>
@@ -7382,7 +7443,7 @@
         </w:tc>
         <w:tc>
           <w:tcPr>
-            <w:tcW w:type="dxa" w:w="2380"/>
+            <w:tcW w:type="dxa" w:w="2379"/>
             <w:tcBorders>
               <w:top w:val="single" w:color="000000" w:sz="4"/>
               <w:left w:val="single" w:color="000000" w:sz="4"/>
@@ -7462,7 +7523,7 @@
         </w:tc>
         <w:tc>
           <w:tcPr>
-            <w:tcW w:type="dxa" w:w="1559"/>
+            <w:tcW w:type="dxa" w:w="1487"/>
             <w:tcBorders>
               <w:top w:val="single" w:color="000000" w:sz="4"/>
               <w:left w:val="single" w:color="000000" w:sz="4"/>
@@ -7512,7 +7573,7 @@
         </w:tc>
         <w:tc>
           <w:tcPr>
-            <w:tcW w:type="dxa" w:w="1664"/>
+            <w:tcW w:type="dxa" w:w="1602"/>
             <w:tcBorders>
               <w:top w:val="single" w:color="000000" w:sz="4"/>
               <w:left w:val="single" w:color="000000" w:sz="4"/>
@@ -7550,7 +7611,7 @@
         </w:tc>
         <w:tc>
           <w:tcPr>
-            <w:tcW w:type="dxa" w:w="1677"/>
+            <w:tcW w:type="dxa" w:w="2100"/>
             <w:tcBorders>
               <w:top w:val="single" w:color="000000" w:sz="4"/>
               <w:left w:val="single" w:color="000000" w:sz="4"/>
@@ -7612,7 +7673,7 @@
         </w:tc>
         <w:tc>
           <w:tcPr>
-            <w:tcW w:type="dxa" w:w="1578"/>
+            <w:tcW w:type="dxa" w:w="1506"/>
             <w:tcBorders>
               <w:top w:val="single" w:color="000000" w:sz="4"/>
               <w:left w:val="single" w:color="000000" w:sz="4"/>
@@ -7649,7 +7710,7 @@
         </w:tc>
         <w:tc>
           <w:tcPr>
-            <w:tcW w:type="dxa" w:w="1545"/>
+            <w:tcW w:type="dxa" w:w="1473"/>
             <w:tcBorders>
               <w:top w:val="single" w:color="000000" w:sz="4"/>
               <w:left w:val="single" w:color="000000" w:sz="4"/>
@@ -7711,7 +7772,7 @@
         </w:tc>
         <w:tc>
           <w:tcPr>
-            <w:tcW w:type="dxa" w:w="1677"/>
+            <w:tcW w:type="dxa" w:w="1605"/>
             <w:tcBorders>
               <w:top w:val="single" w:color="000000" w:sz="4"/>
               <w:left w:val="single" w:color="000000" w:sz="4"/>
@@ -7748,7 +7809,7 @@
         </w:tc>
         <w:tc>
           <w:tcPr>
-            <w:tcW w:type="dxa" w:w="1380"/>
+            <w:tcW w:type="dxa" w:w="1308"/>
             <w:tcBorders>
               <w:top w:val="single" w:color="000000" w:sz="4"/>
               <w:left w:val="single" w:color="000000" w:sz="4"/>
@@ -7785,7 +7846,7 @@
         </w:tc>
         <w:tc>
           <w:tcPr>
-            <w:tcW w:type="dxa" w:w="2380"/>
+            <w:tcW w:type="dxa" w:w="2379"/>
             <w:tcBorders>
               <w:top w:val="single" w:color="000000" w:sz="4"/>
               <w:left w:val="single" w:color="000000" w:sz="4"/>
@@ -7865,7 +7926,7 @@
         </w:tc>
         <w:tc>
           <w:tcPr>
-            <w:tcW w:type="dxa" w:w="1559"/>
+            <w:tcW w:type="dxa" w:w="1487"/>
             <w:tcBorders>
               <w:top w:val="single" w:color="000000" w:sz="4"/>
               <w:left w:val="single" w:color="000000" w:sz="4"/>
@@ -7915,7 +7976,7 @@
         </w:tc>
         <w:tc>
           <w:tcPr>
-            <w:tcW w:type="dxa" w:w="1664"/>
+            <w:tcW w:type="dxa" w:w="1602"/>
             <w:tcBorders>
               <w:top w:val="single" w:color="000000" w:sz="4"/>
               <w:left w:val="single" w:color="000000" w:sz="4"/>
@@ -7952,7 +8013,7 @@
         </w:tc>
         <w:tc>
           <w:tcPr>
-            <w:tcW w:type="dxa" w:w="1677"/>
+            <w:tcW w:type="dxa" w:w="2100"/>
             <w:tcBorders>
               <w:top w:val="single" w:color="000000" w:sz="4"/>
               <w:left w:val="single" w:color="000000" w:sz="4"/>
@@ -8014,7 +8075,7 @@
         </w:tc>
         <w:tc>
           <w:tcPr>
-            <w:tcW w:type="dxa" w:w="1578"/>
+            <w:tcW w:type="dxa" w:w="1506"/>
             <w:tcBorders>
               <w:top w:val="single" w:color="000000" w:sz="4"/>
               <w:left w:val="single" w:color="000000" w:sz="4"/>
@@ -8051,7 +8112,7 @@
         </w:tc>
         <w:tc>
           <w:tcPr>
-            <w:tcW w:type="dxa" w:w="1545"/>
+            <w:tcW w:type="dxa" w:w="1473"/>
             <w:tcBorders>
               <w:top w:val="single" w:color="000000" w:sz="4"/>
               <w:left w:val="single" w:color="000000" w:sz="4"/>
@@ -8088,7 +8149,7 @@
         </w:tc>
         <w:tc>
           <w:tcPr>
-            <w:tcW w:type="dxa" w:w="1677"/>
+            <w:tcW w:type="dxa" w:w="1605"/>
             <w:tcBorders>
               <w:top w:val="single" w:color="000000" w:sz="4"/>
               <w:left w:val="single" w:color="000000" w:sz="4"/>
@@ -8125,7 +8186,7 @@
         </w:tc>
         <w:tc>
           <w:tcPr>
-            <w:tcW w:type="dxa" w:w="1380"/>
+            <w:tcW w:type="dxa" w:w="1308"/>
             <w:tcBorders>
               <w:top w:val="single" w:color="000000" w:sz="4"/>
               <w:left w:val="single" w:color="000000" w:sz="4"/>
@@ -8162,7 +8223,7 @@
         </w:tc>
         <w:tc>
           <w:tcPr>
-            <w:tcW w:type="dxa" w:w="2380"/>
+            <w:tcW w:type="dxa" w:w="2379"/>
             <w:tcBorders>
               <w:top w:val="single" w:color="000000" w:sz="4"/>
               <w:left w:val="single" w:color="000000" w:sz="4"/>
@@ -8242,7 +8303,7 @@
         </w:tc>
         <w:tc>
           <w:tcPr>
-            <w:tcW w:type="dxa" w:w="1559"/>
+            <w:tcW w:type="dxa" w:w="1487"/>
             <w:tcBorders>
               <w:top w:val="single" w:color="000000" w:sz="4"/>
               <w:left w:val="single" w:color="000000" w:sz="4"/>
@@ -8292,7 +8353,7 @@
         </w:tc>
         <w:tc>
           <w:tcPr>
-            <w:tcW w:type="dxa" w:w="1664"/>
+            <w:tcW w:type="dxa" w:w="1602"/>
             <w:tcBorders>
               <w:top w:val="single" w:color="000000" w:sz="4"/>
               <w:left w:val="single" w:color="000000" w:sz="4"/>
@@ -8329,7 +8390,7 @@
         </w:tc>
         <w:tc>
           <w:tcPr>
-            <w:tcW w:type="dxa" w:w="1677"/>
+            <w:tcW w:type="dxa" w:w="2100"/>
             <w:tcBorders>
               <w:top w:val="single" w:color="000000" w:sz="4"/>
               <w:left w:val="single" w:color="000000" w:sz="4"/>
@@ -8367,7 +8428,7 @@
         </w:tc>
         <w:tc>
           <w:tcPr>
-            <w:tcW w:type="dxa" w:w="1578"/>
+            <w:tcW w:type="dxa" w:w="1506"/>
             <w:tcBorders>
               <w:top w:val="single" w:color="000000" w:sz="4"/>
               <w:left w:val="single" w:color="000000" w:sz="4"/>
@@ -8404,7 +8465,7 @@
         </w:tc>
         <w:tc>
           <w:tcPr>
-            <w:tcW w:type="dxa" w:w="1545"/>
+            <w:tcW w:type="dxa" w:w="1473"/>
             <w:tcBorders>
               <w:top w:val="single" w:color="000000" w:sz="4"/>
               <w:left w:val="single" w:color="000000" w:sz="4"/>
@@ -8441,7 +8502,7 @@
         </w:tc>
         <w:tc>
           <w:tcPr>
-            <w:tcW w:type="dxa" w:w="1677"/>
+            <w:tcW w:type="dxa" w:w="1605"/>
             <w:tcBorders>
               <w:top w:val="single" w:color="000000" w:sz="4"/>
               <w:left w:val="single" w:color="000000" w:sz="4"/>
@@ -8478,7 +8539,7 @@
         </w:tc>
         <w:tc>
           <w:tcPr>
-            <w:tcW w:type="dxa" w:w="1380"/>
+            <w:tcW w:type="dxa" w:w="1308"/>
             <w:tcBorders>
               <w:top w:val="single" w:color="000000" w:sz="4"/>
               <w:left w:val="single" w:color="000000" w:sz="4"/>
@@ -8515,7 +8576,7 @@
         </w:tc>
         <w:tc>
           <w:tcPr>
-            <w:tcW w:type="dxa" w:w="2380"/>
+            <w:tcW w:type="dxa" w:w="2379"/>
             <w:tcBorders>
               <w:top w:val="single" w:color="000000" w:sz="4"/>
               <w:left w:val="single" w:color="000000" w:sz="4"/>
@@ -8595,7 +8656,7 @@
         </w:tc>
         <w:tc>
           <w:tcPr>
-            <w:tcW w:type="dxa" w:w="1559"/>
+            <w:tcW w:type="dxa" w:w="1487"/>
             <w:tcBorders>
               <w:top w:val="single" w:color="000000" w:sz="4"/>
               <w:left w:val="single" w:color="000000" w:sz="4"/>
@@ -8632,7 +8693,7 @@
         </w:tc>
         <w:tc>
           <w:tcPr>
-            <w:tcW w:type="dxa" w:w="1664"/>
+            <w:tcW w:type="dxa" w:w="1602"/>
             <w:tcBorders>
               <w:top w:val="single" w:color="000000" w:sz="4"/>
               <w:left w:val="single" w:color="000000" w:sz="4"/>
@@ -8669,7 +8730,7 @@
         </w:tc>
         <w:tc>
           <w:tcPr>
-            <w:tcW w:type="dxa" w:w="1677"/>
+            <w:tcW w:type="dxa" w:w="2100"/>
             <w:tcBorders>
               <w:top w:val="single" w:color="000000" w:sz="4"/>
               <w:left w:val="single" w:color="000000" w:sz="4"/>
@@ -8719,7 +8780,7 @@
         </w:tc>
         <w:tc>
           <w:tcPr>
-            <w:tcW w:type="dxa" w:w="1578"/>
+            <w:tcW w:type="dxa" w:w="1506"/>
             <w:tcBorders>
               <w:top w:val="single" w:color="000000" w:sz="4"/>
               <w:left w:val="single" w:color="000000" w:sz="4"/>
@@ -8756,7 +8817,7 @@
         </w:tc>
         <w:tc>
           <w:tcPr>
-            <w:tcW w:type="dxa" w:w="1545"/>
+            <w:tcW w:type="dxa" w:w="1473"/>
             <w:tcBorders>
               <w:top w:val="single" w:color="000000" w:sz="4"/>
               <w:left w:val="single" w:color="000000" w:sz="4"/>
@@ -8793,7 +8854,7 @@
         </w:tc>
         <w:tc>
           <w:tcPr>
-            <w:tcW w:type="dxa" w:w="1677"/>
+            <w:tcW w:type="dxa" w:w="1605"/>
             <w:tcBorders>
               <w:top w:val="single" w:color="000000" w:sz="4"/>
               <w:left w:val="single" w:color="000000" w:sz="4"/>
@@ -8830,7 +8891,7 @@
         </w:tc>
         <w:tc>
           <w:tcPr>
-            <w:tcW w:type="dxa" w:w="1380"/>
+            <w:tcW w:type="dxa" w:w="1308"/>
             <w:tcBorders>
               <w:top w:val="single" w:color="000000" w:sz="4"/>
               <w:left w:val="single" w:color="000000" w:sz="4"/>
@@ -8867,7 +8928,7 @@
         </w:tc>
         <w:tc>
           <w:tcPr>
-            <w:tcW w:type="dxa" w:w="2380"/>
+            <w:tcW w:type="dxa" w:w="2379"/>
             <w:tcBorders>
               <w:top w:val="single" w:color="000000" w:sz="4"/>
               <w:left w:val="single" w:color="000000" w:sz="4"/>
@@ -8947,7 +9008,7 @@
         </w:tc>
         <w:tc>
           <w:tcPr>
-            <w:tcW w:type="dxa" w:w="1559"/>
+            <w:tcW w:type="dxa" w:w="1487"/>
             <w:tcBorders>
               <w:top w:val="single" w:color="000000" w:sz="4"/>
               <w:left w:val="single" w:color="000000" w:sz="4"/>
@@ -8984,7 +9045,7 @@
         </w:tc>
         <w:tc>
           <w:tcPr>
-            <w:tcW w:type="dxa" w:w="1664"/>
+            <w:tcW w:type="dxa" w:w="1602"/>
             <w:tcBorders>
               <w:top w:val="single" w:color="000000" w:sz="4"/>
               <w:left w:val="single" w:color="000000" w:sz="4"/>
@@ -9021,7 +9082,7 @@
         </w:tc>
         <w:tc>
           <w:tcPr>
-            <w:tcW w:type="dxa" w:w="1677"/>
+            <w:tcW w:type="dxa" w:w="2100"/>
             <w:tcBorders>
               <w:top w:val="single" w:color="000000" w:sz="4"/>
               <w:left w:val="single" w:color="000000" w:sz="4"/>
@@ -9071,7 +9132,7 @@
         </w:tc>
         <w:tc>
           <w:tcPr>
-            <w:tcW w:type="dxa" w:w="1578"/>
+            <w:tcW w:type="dxa" w:w="1506"/>
             <w:tcBorders>
               <w:top w:val="single" w:color="000000" w:sz="4"/>
               <w:left w:val="single" w:color="000000" w:sz="4"/>
@@ -9108,7 +9169,7 @@
         </w:tc>
         <w:tc>
           <w:tcPr>
-            <w:tcW w:type="dxa" w:w="1545"/>
+            <w:tcW w:type="dxa" w:w="1473"/>
             <w:tcBorders>
               <w:top w:val="single" w:color="000000" w:sz="4"/>
               <w:left w:val="single" w:color="000000" w:sz="4"/>
@@ -9145,7 +9206,7 @@
         </w:tc>
         <w:tc>
           <w:tcPr>
-            <w:tcW w:type="dxa" w:w="1677"/>
+            <w:tcW w:type="dxa" w:w="1605"/>
             <w:tcBorders>
               <w:top w:val="single" w:color="000000" w:sz="4"/>
               <w:left w:val="single" w:color="000000" w:sz="4"/>
@@ -9182,7 +9243,7 @@
         </w:tc>
         <w:tc>
           <w:tcPr>
-            <w:tcW w:type="dxa" w:w="1380"/>
+            <w:tcW w:type="dxa" w:w="1308"/>
             <w:tcBorders>
               <w:top w:val="single" w:color="000000" w:sz="4"/>
               <w:left w:val="single" w:color="000000" w:sz="4"/>
@@ -9219,7 +9280,7 @@
         </w:tc>
         <w:tc>
           <w:tcPr>
-            <w:tcW w:type="dxa" w:w="2380"/>
+            <w:tcW w:type="dxa" w:w="2379"/>
             <w:tcBorders>
               <w:top w:val="single" w:color="000000" w:sz="4"/>
               <w:left w:val="single" w:color="000000" w:sz="4"/>
